--- a/data/templates/Admin_Hearing_Request.docx
+++ b/data/templates/Admin_Hearing_Request.docx
@@ -657,7 +657,7 @@
         </w:rPr>
         <w:t>{{attorney_name}}</w:t>
         <w:tab/>
-        <w:t>#{{attorney_bar}}</w:t>
+        <w:t>{{attorney_bar}}</w:t>
       </w:r>
     </w:p>
     <w:p>
@@ -685,7 +685,7 @@
         <w:t>{{co_counsel_name}}</w:t>
         <w:tab/>
         <w:tab/>
-        <w:t>#{{co_counsel_bar}}</w:t>
+        <w:t>{{co_counsel_bar}}</w:t>
       </w:r>
     </w:p>
     <w:p>

--- a/data/templates/Admin_Hearing_Request.docx
+++ b/data/templates/Admin_Hearing_Request.docx
@@ -759,33 +759,6 @@
         <w:t>Telephone:</w:t>
         <w:tab/>
         <w:t>{{firm_phone}}</w:t>
-      </w:r>
-    </w:p>
-    <w:p>
-      <w:pPr>
-        <w:pStyle w:val="Normal"/>
-        <w:tabs>
-          <w:tab w:val="clear" w:pos="720"/>
-          <w:tab w:val="left" w:pos="-1440" w:leader="none"/>
-        </w:tabs>
-        <w:jc w:val="both"/>
-        <w:rPr>
-          <w:rFonts w:ascii="Century Gothic" w:hAnsi="Century Gothic" w:cs="Century Gothic"/>
-        </w:rPr>
-      </w:pPr>
-      <w:r>
-        <w:rPr>
-          <w:rFonts w:cs="Century Gothic" w:ascii="Century Gothic" w:hAnsi="Century Gothic"/>
-        </w:rPr>
-        <w:tab/>
-        <w:tab/>
-        <w:tab/>
-        <w:tab/>
-        <w:tab/>
-        <w:tab/>
-        <w:t>Facsimile:</w:t>
-        <w:tab/>
-        <w:t>{{firm_fax}}</w:t>
       </w:r>
     </w:p>
     <w:p>

--- a/data/templates/Admin_Hearing_Request.docx
+++ b/data/templates/Admin_Hearing_Request.docx
@@ -81,7 +81,7 @@
         <w:rPr>
           <w:rFonts w:cs="Century Gothic" w:ascii="Century Gothic" w:hAnsi="Century Gothic"/>
         </w:rPr>
-        <w:t>Via Facsimile:  573-751-7151</w:t>
+        <w:t/>
       </w:r>
     </w:p>
     <w:p>
@@ -862,7 +862,7 @@
         <w:rPr>
           <w:rFonts w:cs="Century Gothic" w:ascii="Century Gothic" w:hAnsi="Century Gothic"/>
         </w:rPr>
-        <w:t xml:space="preserve">facsimile    </w:t>
+        <w:t/>
       </w:r>
     </w:p>
     <w:p>
